--- a/templates/hasar_bedeli.docx
+++ b/templates/hasar_bedeli.docx
@@ -4,775 +4,1837 @@
   <w:body>
     <w:p>
       <w:pPr>
-        <w:rPr>
-          <w:b/>
-          <w:bCs/>
+        <w:spacing w:after="0" w:line="240" w:lineRule="auto"/>
+        <w:rPr>
+          <w:rFonts w:ascii="Arial" w:eastAsia="Times New Roman" w:hAnsi="Arial" w:cs="Arial"/>
+          <w:kern w:val="0"/>
+          <w:sz w:val="24"/>
+          <w:szCs w:val="24"/>
+          <w:lang w:eastAsia="tr-TR"/>
+          <w14:ligatures w14:val="none"/>
         </w:rPr>
       </w:pPr>
       <w:r>
         <w:rPr>
-          <w:b/>
-          <w:bCs/>
+          <w:rFonts w:ascii="Arial" w:eastAsia="Times New Roman" w:hAnsi="Arial" w:cs="Arial"/>
+          <w:b/>
+          <w:bCs/>
+          <w:kern w:val="0"/>
+          <w:sz w:val="24"/>
+          <w:szCs w:val="24"/>
+          <w:lang w:eastAsia="tr-TR"/>
+          <w14:ligatures w14:val="none"/>
         </w:rPr>
         <w:t>1. BAŞVURU KONUSU UYUŞMAZLIK VE YARGILAMA USULÜNE İLİŞKİN BİLGİLER</w:t>
+      </w:r>
+      <w:r>
+        <w:rPr>
+          <w:rFonts w:ascii="Arial" w:eastAsia="Times New Roman" w:hAnsi="Arial" w:cs="Arial"/>
+          <w:kern w:val="0"/>
+          <w:sz w:val="24"/>
+          <w:szCs w:val="24"/>
+          <w:lang w:eastAsia="tr-TR"/>
+          <w14:ligatures w14:val="none"/>
+        </w:rPr>
+        <w:br/>
+      </w:r>
+      <w:r>
+        <w:rPr>
+          <w:rFonts w:ascii="Arial" w:eastAsia="Times New Roman" w:hAnsi="Arial" w:cs="Arial"/>
+          <w:b/>
+          <w:bCs/>
+          <w:kern w:val="0"/>
+          <w:sz w:val="24"/>
+          <w:szCs w:val="24"/>
+          <w:lang w:eastAsia="tr-TR"/>
+          <w14:ligatures w14:val="none"/>
+        </w:rPr>
+        <w:t>1.1. Uyuşmazlık Konusu Olay ve Talep</w:t>
+      </w:r>
+      <w:r>
+        <w:rPr>
+          <w:rFonts w:ascii="Arial" w:eastAsia="Times New Roman" w:hAnsi="Arial" w:cs="Arial"/>
+          <w:kern w:val="0"/>
+          <w:sz w:val="24"/>
+          <w:szCs w:val="24"/>
+          <w:lang w:eastAsia="tr-TR"/>
+          <w14:ligatures w14:val="none"/>
+        </w:rPr>
+        <w:br/>
+        <w:t xml:space="preserve">Uyuşmazlık konusu; davalı Şirket nezdinde Karayolları Motorlu Araçlar Zorunlu Mali Sorumluluk Sigorta Poliçesi ile teminat altına alınan aracın </w:t>
+      </w:r>
+      <w:proofErr w:type="gramStart"/>
+      <w:r>
+        <w:rPr>
+          <w:rFonts w:ascii="Arial" w:eastAsia="Times New Roman" w:hAnsi="Arial" w:cs="Arial"/>
+          <w:b/>
+          <w:bCs/>
+          <w:kern w:val="0"/>
+          <w:sz w:val="24"/>
+          <w:szCs w:val="24"/>
+          <w:lang w:eastAsia="tr-TR"/>
+          <w14:ligatures w14:val="none"/>
+        </w:rPr>
+        <w:t>{{ degisken</w:t>
+      </w:r>
+      <w:proofErr w:type="gramEnd"/>
+      <w:r>
+        <w:rPr>
+          <w:rFonts w:ascii="Arial" w:eastAsia="Times New Roman" w:hAnsi="Arial" w:cs="Arial"/>
+          <w:b/>
+          <w:bCs/>
+          <w:kern w:val="0"/>
+          <w:sz w:val="24"/>
+          <w:szCs w:val="24"/>
+          <w:lang w:eastAsia="tr-TR"/>
+          <w14:ligatures w14:val="none"/>
+        </w:rPr>
+        <w:t>_</w:t>
+      </w:r>
+      <w:proofErr w:type="gramStart"/>
+      <w:r>
+        <w:rPr>
+          <w:rFonts w:ascii="Arial" w:eastAsia="Times New Roman" w:hAnsi="Arial" w:cs="Arial"/>
+          <w:b/>
+          <w:bCs/>
+          <w:kern w:val="0"/>
+          <w:sz w:val="24"/>
+          <w:szCs w:val="24"/>
+          <w:lang w:eastAsia="tr-TR"/>
+          <w14:ligatures w14:val="none"/>
+        </w:rPr>
+        <w:t>1 }</w:t>
+      </w:r>
+      <w:proofErr w:type="gramEnd"/>
+      <w:r>
+        <w:rPr>
+          <w:rFonts w:ascii="Arial" w:eastAsia="Times New Roman" w:hAnsi="Arial" w:cs="Arial"/>
+          <w:b/>
+          <w:bCs/>
+          <w:kern w:val="0"/>
+          <w:sz w:val="24"/>
+          <w:szCs w:val="24"/>
+          <w:lang w:eastAsia="tr-TR"/>
+          <w14:ligatures w14:val="none"/>
+        </w:rPr>
+        <w:t>}</w:t>
+      </w:r>
+      <w:r>
+        <w:rPr>
+          <w:rFonts w:ascii="Arial" w:eastAsia="Times New Roman" w:hAnsi="Arial" w:cs="Arial"/>
+          <w:kern w:val="0"/>
+          <w:sz w:val="24"/>
+          <w:szCs w:val="24"/>
+          <w:lang w:eastAsia="tr-TR"/>
+          <w14:ligatures w14:val="none"/>
+        </w:rPr>
+        <w:t xml:space="preserve"> tarihinde karıştığı kaza sonucunda başvuru sahibine ait araçta oluşan </w:t>
+      </w:r>
+      <w:proofErr w:type="gramStart"/>
+      <w:r>
+        <w:rPr>
+          <w:rFonts w:ascii="Arial" w:eastAsia="Times New Roman" w:hAnsi="Arial" w:cs="Arial"/>
+          <w:b/>
+          <w:bCs/>
+          <w:kern w:val="0"/>
+          <w:sz w:val="24"/>
+          <w:szCs w:val="24"/>
+          <w:lang w:eastAsia="tr-TR"/>
+          <w14:ligatures w14:val="none"/>
+        </w:rPr>
+        <w:t>{{ degisken</w:t>
+      </w:r>
+      <w:proofErr w:type="gramEnd"/>
+      <w:r>
+        <w:rPr>
+          <w:rFonts w:ascii="Arial" w:eastAsia="Times New Roman" w:hAnsi="Arial" w:cs="Arial"/>
+          <w:b/>
+          <w:bCs/>
+          <w:kern w:val="0"/>
+          <w:sz w:val="24"/>
+          <w:szCs w:val="24"/>
+          <w:lang w:eastAsia="tr-TR"/>
+          <w14:ligatures w14:val="none"/>
+        </w:rPr>
+        <w:t>_1_1_</w:t>
+      </w:r>
+      <w:proofErr w:type="gramStart"/>
+      <w:r>
+        <w:rPr>
+          <w:rFonts w:ascii="Arial" w:eastAsia="Times New Roman" w:hAnsi="Arial" w:cs="Arial"/>
+          <w:b/>
+          <w:bCs/>
+          <w:kern w:val="0"/>
+          <w:sz w:val="24"/>
+          <w:szCs w:val="24"/>
+          <w:lang w:eastAsia="tr-TR"/>
+          <w14:ligatures w14:val="none"/>
+        </w:rPr>
+        <w:t>1 }</w:t>
+      </w:r>
+      <w:proofErr w:type="gramEnd"/>
+      <w:r>
+        <w:rPr>
+          <w:rFonts w:ascii="Arial" w:eastAsia="Times New Roman" w:hAnsi="Arial" w:cs="Arial"/>
+          <w:b/>
+          <w:bCs/>
+          <w:kern w:val="0"/>
+          <w:sz w:val="24"/>
+          <w:szCs w:val="24"/>
+          <w:lang w:eastAsia="tr-TR"/>
+          <w14:ligatures w14:val="none"/>
+        </w:rPr>
+        <w:t>}</w:t>
+      </w:r>
+      <w:r>
+        <w:rPr>
+          <w:rFonts w:ascii="Arial" w:eastAsia="Times New Roman" w:hAnsi="Arial" w:cs="Arial"/>
+          <w:kern w:val="0"/>
+          <w:sz w:val="24"/>
+          <w:szCs w:val="24"/>
+          <w:lang w:eastAsia="tr-TR"/>
+          <w14:ligatures w14:val="none"/>
+        </w:rPr>
+        <w:t xml:space="preserve"> tazmin edilmesi talebine ilişkindir.</w:t>
       </w:r>
     </w:p>
     <w:p>
       <w:pPr>
-        <w:rPr>
-          <w:b/>
-          <w:bCs/>
+        <w:spacing w:after="0" w:line="240" w:lineRule="auto"/>
+        <w:rPr>
+          <w:rFonts w:ascii="Arial" w:eastAsia="Times New Roman" w:hAnsi="Arial" w:cs="Arial"/>
+          <w:kern w:val="0"/>
+          <w:sz w:val="24"/>
+          <w:szCs w:val="24"/>
+          <w:lang w:eastAsia="tr-TR"/>
+          <w14:ligatures w14:val="none"/>
         </w:rPr>
       </w:pPr>
       <w:r>
         <w:rPr>
-          <w:b/>
-          <w:bCs/>
+          <w:rFonts w:ascii="Arial" w:eastAsia="Times New Roman" w:hAnsi="Arial" w:cs="Arial"/>
+          <w:b/>
+          <w:bCs/>
+          <w:kern w:val="0"/>
+          <w:sz w:val="24"/>
+          <w:szCs w:val="24"/>
+          <w:lang w:eastAsia="tr-TR"/>
+          <w14:ligatures w14:val="none"/>
+        </w:rPr>
+        <w:t>1.2. Başvurunun Hakeme İntikaline ve İncelenmesine İlişkin Süreç</w:t>
+      </w:r>
+      <w:r>
+        <w:rPr>
+          <w:rFonts w:ascii="Arial" w:eastAsia="Times New Roman" w:hAnsi="Arial" w:cs="Arial"/>
+          <w:kern w:val="0"/>
+          <w:sz w:val="24"/>
+          <w:szCs w:val="24"/>
+          <w:lang w:eastAsia="tr-TR"/>
+          <w14:ligatures w14:val="none"/>
         </w:rPr>
         <w:br/>
-        <w:t>1.1. Uyuşmazlık Konusu Olay ve Talep</w:t>
-      </w:r>
-      <w:r>
-        <w:rPr>
-          <w:b/>
-          <w:bCs/>
-        </w:rPr>
-        <w:br/>
-        <w:t xml:space="preserve">Uyuşmazlık konusu; davalı Şirket nezdinde Karayolları Motorlu Araçlar Zorunlu Mali Sorumluluk Sigorta Poliçesi ile teminat altına alınan aracın </w:t>
+        <w:t xml:space="preserve">Başvuru sahibi talebinin davalı tarafından karşılanmaması nedeniyle ortaya çıkan uyuşmazlığın çözümü için tahkim yargılamasına başvurulmuş, </w:t>
       </w:r>
       <w:proofErr w:type="gramStart"/>
       <w:r>
         <w:rPr>
-          <w:b/>
-          <w:bCs/>
+          <w:rFonts w:ascii="Arial" w:eastAsia="Times New Roman" w:hAnsi="Arial" w:cs="Arial"/>
+          <w:b/>
+          <w:bCs/>
+          <w:kern w:val="0"/>
+          <w:sz w:val="24"/>
+          <w:szCs w:val="24"/>
+          <w:lang w:eastAsia="tr-TR"/>
+          <w14:ligatures w14:val="none"/>
         </w:rPr>
         <w:t>{{ degisken</w:t>
       </w:r>
       <w:proofErr w:type="gramEnd"/>
       <w:r>
         <w:rPr>
-          <w:b/>
-          <w:bCs/>
-        </w:rPr>
-        <w:t>_</w:t>
+          <w:rFonts w:ascii="Arial" w:eastAsia="Times New Roman" w:hAnsi="Arial" w:cs="Arial"/>
+          <w:b/>
+          <w:bCs/>
+          <w:kern w:val="0"/>
+          <w:sz w:val="24"/>
+          <w:szCs w:val="24"/>
+          <w:lang w:eastAsia="tr-TR"/>
+          <w14:ligatures w14:val="none"/>
+        </w:rPr>
+        <w:t>_1_2_</w:t>
       </w:r>
       <w:proofErr w:type="gramStart"/>
       <w:r>
         <w:rPr>
-          <w:b/>
-          <w:bCs/>
+          <w:rFonts w:ascii="Arial" w:eastAsia="Times New Roman" w:hAnsi="Arial" w:cs="Arial"/>
+          <w:b/>
+          <w:bCs/>
+          <w:kern w:val="0"/>
+          <w:sz w:val="24"/>
+          <w:szCs w:val="24"/>
+          <w:lang w:eastAsia="tr-TR"/>
+          <w14:ligatures w14:val="none"/>
         </w:rPr>
         <w:t>1 }</w:t>
       </w:r>
       <w:proofErr w:type="gramEnd"/>
       <w:r>
         <w:rPr>
-          <w:b/>
-          <w:bCs/>
-        </w:rPr>
-        <w:t xml:space="preserve">} tarihinde karıştığı kaza sonucunda başvuru sahibine ait araçta oluşan </w:t>
-      </w:r>
-      <w:proofErr w:type="gramStart"/>
-      <w:r>
-        <w:rPr>
-          <w:b/>
-          <w:bCs/>
-        </w:rPr>
-        <w:t>{{ degisken</w:t>
-      </w:r>
-      <w:proofErr w:type="gramEnd"/>
-      <w:r>
-        <w:rPr>
-          <w:b/>
-          <w:bCs/>
-        </w:rPr>
-        <w:t>_1_1_</w:t>
-      </w:r>
-      <w:proofErr w:type="gramStart"/>
-      <w:r>
-        <w:rPr>
-          <w:b/>
-          <w:bCs/>
-        </w:rPr>
-        <w:t>1 }</w:t>
-      </w:r>
-      <w:proofErr w:type="gramEnd"/>
-      <w:r>
-        <w:rPr>
-          <w:b/>
-          <w:bCs/>
-        </w:rPr>
-        <w:t>} tazmin edilmesi talebine ilişkindir.</w:t>
+          <w:rFonts w:ascii="Arial" w:eastAsia="Times New Roman" w:hAnsi="Arial" w:cs="Arial"/>
+          <w:b/>
+          <w:bCs/>
+          <w:kern w:val="0"/>
+          <w:sz w:val="24"/>
+          <w:szCs w:val="24"/>
+          <w:lang w:eastAsia="tr-TR"/>
+          <w14:ligatures w14:val="none"/>
+        </w:rPr>
+        <w:t>}</w:t>
       </w:r>
     </w:p>
     <w:p>
       <w:pPr>
-        <w:rPr>
-          <w:b/>
-          <w:bCs/>
+        <w:spacing w:after="0" w:line="240" w:lineRule="auto"/>
+        <w:rPr>
+          <w:rFonts w:ascii="Arial" w:eastAsia="Times New Roman" w:hAnsi="Arial" w:cs="Arial"/>
+          <w:kern w:val="0"/>
+          <w:sz w:val="24"/>
+          <w:szCs w:val="24"/>
+          <w:lang w:eastAsia="tr-TR"/>
+          <w14:ligatures w14:val="none"/>
         </w:rPr>
       </w:pPr>
       <w:r>
         <w:rPr>
-          <w:b/>
-          <w:bCs/>
-        </w:rPr>
-        <w:t>1.2. Başvurunun Hakeme İntikaline ve İncelenmesine İlişkin Süreç</w:t>
-      </w:r>
-      <w:r>
-        <w:rPr>
-          <w:b/>
-          <w:bCs/>
+          <w:rFonts w:ascii="Arial" w:eastAsia="Times New Roman" w:hAnsi="Arial" w:cs="Arial"/>
+          <w:b/>
+          <w:bCs/>
+          <w:kern w:val="0"/>
+          <w:sz w:val="24"/>
+          <w:szCs w:val="24"/>
+          <w:lang w:eastAsia="tr-TR"/>
+          <w14:ligatures w14:val="none"/>
+        </w:rPr>
+        <w:t>2. TARAFLARIN ORTAYA KOYDUĞU MADDİ VE HUKUKİ İDDİALAR</w:t>
+      </w:r>
+      <w:r>
+        <w:rPr>
+          <w:rFonts w:ascii="Arial" w:eastAsia="Times New Roman" w:hAnsi="Arial" w:cs="Arial"/>
+          <w:kern w:val="0"/>
+          <w:sz w:val="24"/>
+          <w:szCs w:val="24"/>
+          <w:lang w:eastAsia="tr-TR"/>
+          <w14:ligatures w14:val="none"/>
         </w:rPr>
         <w:br/>
-        <w:t xml:space="preserve">Başvuru sahibi talebinin davalı tarafından karşılanmaması nedeniyle ortaya çıkan uyuşmazlığın çözümü için tahkim yargılamasına başvurulmuş, </w:t>
+      </w:r>
+      <w:r>
+        <w:rPr>
+          <w:rFonts w:ascii="Arial" w:eastAsia="Times New Roman" w:hAnsi="Arial" w:cs="Arial"/>
+          <w:b/>
+          <w:bCs/>
+          <w:kern w:val="0"/>
+          <w:sz w:val="24"/>
+          <w:szCs w:val="24"/>
+          <w:lang w:eastAsia="tr-TR"/>
+          <w14:ligatures w14:val="none"/>
+        </w:rPr>
+        <w:t>2.1. Başvuru Sahibinin İddia, Delil ve Talepleri</w:t>
+      </w:r>
+      <w:r>
+        <w:rPr>
+          <w:rFonts w:ascii="Arial" w:eastAsia="Times New Roman" w:hAnsi="Arial" w:cs="Arial"/>
+          <w:kern w:val="0"/>
+          <w:sz w:val="24"/>
+          <w:szCs w:val="24"/>
+          <w:lang w:eastAsia="tr-TR"/>
+          <w14:ligatures w14:val="none"/>
+        </w:rPr>
+        <w:br/>
+        <w:t xml:space="preserve">Başvuru sahibi vekili tarafından Sigorta Tahkim Komisyonu’na yapılan uyuşmazlık başvuru formu ve eki beyanında özetle; Davalı Şirket tarafından Karayolları Motorlu Araçlar Zorunlu Mali Sorumluluk Sigorta Poliçesi ile sigortalı aracın karıştığı kaza neticesinde müvekkiline ait araçta hasar meydana geldiği, </w:t>
+      </w:r>
+      <w:r>
+        <w:rPr>
+          <w:rFonts w:ascii="Arial" w:eastAsia="Times New Roman" w:hAnsi="Arial" w:cs="Arial"/>
+          <w:b/>
+          <w:bCs/>
+          <w:kern w:val="0"/>
+          <w:sz w:val="24"/>
+          <w:szCs w:val="24"/>
+          <w:lang w:eastAsia="tr-TR"/>
+          <w14:ligatures w14:val="none"/>
+        </w:rPr>
+        <w:t>{{ degisken_4 }}</w:t>
+      </w:r>
+      <w:r>
+        <w:rPr>
+          <w:rFonts w:ascii="Arial" w:eastAsia="Times New Roman" w:hAnsi="Arial" w:cs="Arial"/>
+          <w:kern w:val="0"/>
+          <w:sz w:val="24"/>
+          <w:szCs w:val="24"/>
+          <w:lang w:eastAsia="tr-TR"/>
+          <w14:ligatures w14:val="none"/>
+        </w:rPr>
+        <w:t xml:space="preserve"> belirtilerek, fazlaya ilişkin hakları saklı kalmak üzere şimdilik </w:t>
+      </w:r>
+      <w:r>
+        <w:rPr>
+          <w:rFonts w:ascii="Arial" w:eastAsia="Times New Roman" w:hAnsi="Arial" w:cs="Arial"/>
+          <w:b/>
+          <w:bCs/>
+          <w:kern w:val="0"/>
+          <w:sz w:val="24"/>
+          <w:szCs w:val="24"/>
+          <w:lang w:eastAsia="tr-TR"/>
+          <w14:ligatures w14:val="none"/>
+        </w:rPr>
+        <w:t>{{ degisken_2 }} TL</w:t>
+      </w:r>
+      <w:r>
+        <w:rPr>
+          <w:rFonts w:ascii="Arial" w:eastAsia="Times New Roman" w:hAnsi="Arial" w:cs="Arial"/>
+          <w:kern w:val="0"/>
+          <w:sz w:val="24"/>
+          <w:szCs w:val="24"/>
+          <w:lang w:eastAsia="tr-TR"/>
+          <w14:ligatures w14:val="none"/>
+        </w:rPr>
+        <w:t xml:space="preserve"> </w:t>
+      </w:r>
+      <w:r>
+        <w:rPr>
+          <w:rFonts w:ascii="Arial" w:eastAsia="Times New Roman" w:hAnsi="Arial" w:cs="Arial"/>
+          <w:b/>
+          <w:bCs/>
+          <w:kern w:val="0"/>
+          <w:sz w:val="24"/>
+          <w:szCs w:val="24"/>
+          <w:lang w:eastAsia="tr-TR"/>
+          <w14:ligatures w14:val="none"/>
+        </w:rPr>
+        <w:t>{{ degisken_2_1_2 }}</w:t>
+      </w:r>
+      <w:r>
+        <w:rPr>
+          <w:rFonts w:ascii="Arial" w:eastAsia="Times New Roman" w:hAnsi="Arial" w:cs="Arial"/>
+          <w:kern w:val="0"/>
+          <w:sz w:val="24"/>
+          <w:szCs w:val="24"/>
+          <w:lang w:eastAsia="tr-TR"/>
+          <w14:ligatures w14:val="none"/>
+        </w:rPr>
+        <w:t xml:space="preserve"> davalı Şirket tarafından karşılanması talep edilmiştir. Delil olarak </w:t>
       </w:r>
       <w:proofErr w:type="gramStart"/>
       <w:r>
         <w:rPr>
-          <w:b/>
-          <w:bCs/>
+          <w:rFonts w:ascii="Arial" w:eastAsia="Times New Roman" w:hAnsi="Arial" w:cs="Arial"/>
+          <w:b/>
+          <w:bCs/>
+          <w:kern w:val="0"/>
+          <w:sz w:val="24"/>
+          <w:szCs w:val="24"/>
+          <w:lang w:eastAsia="tr-TR"/>
+          <w14:ligatures w14:val="none"/>
         </w:rPr>
         <w:t>{{ degisken</w:t>
       </w:r>
       <w:proofErr w:type="gramEnd"/>
       <w:r>
         <w:rPr>
-          <w:b/>
-          <w:bCs/>
-        </w:rPr>
-        <w:t>_1_2_</w:t>
+          <w:rFonts w:ascii="Arial" w:eastAsia="Times New Roman" w:hAnsi="Arial" w:cs="Arial"/>
+          <w:b/>
+          <w:bCs/>
+          <w:kern w:val="0"/>
+          <w:sz w:val="24"/>
+          <w:szCs w:val="24"/>
+          <w:lang w:eastAsia="tr-TR"/>
+          <w14:ligatures w14:val="none"/>
+        </w:rPr>
+        <w:t>_</w:t>
       </w:r>
       <w:proofErr w:type="gramStart"/>
       <w:r>
         <w:rPr>
-          <w:b/>
-          <w:bCs/>
-        </w:rPr>
-        <w:t>1 }</w:t>
+          <w:rFonts w:ascii="Arial" w:eastAsia="Times New Roman" w:hAnsi="Arial" w:cs="Arial"/>
+          <w:b/>
+          <w:bCs/>
+          <w:kern w:val="0"/>
+          <w:sz w:val="24"/>
+          <w:szCs w:val="24"/>
+          <w:lang w:eastAsia="tr-TR"/>
+          <w14:ligatures w14:val="none"/>
+        </w:rPr>
+        <w:t>6 }</w:t>
       </w:r>
       <w:proofErr w:type="gramEnd"/>
       <w:r>
         <w:rPr>
-          <w:b/>
-          <w:bCs/>
+          <w:rFonts w:ascii="Arial" w:eastAsia="Times New Roman" w:hAnsi="Arial" w:cs="Arial"/>
+          <w:b/>
+          <w:bCs/>
+          <w:kern w:val="0"/>
+          <w:sz w:val="24"/>
+          <w:szCs w:val="24"/>
+          <w:lang w:eastAsia="tr-TR"/>
+          <w14:ligatures w14:val="none"/>
         </w:rPr>
         <w:t>}</w:t>
+      </w:r>
+      <w:r>
+        <w:rPr>
+          <w:rFonts w:ascii="Arial" w:eastAsia="Times New Roman" w:hAnsi="Arial" w:cs="Arial"/>
+          <w:kern w:val="0"/>
+          <w:sz w:val="24"/>
+          <w:szCs w:val="24"/>
+          <w:lang w:eastAsia="tr-TR"/>
+          <w14:ligatures w14:val="none"/>
+        </w:rPr>
+        <w:t xml:space="preserve"> dosyaya sunulmuştur.</w:t>
       </w:r>
     </w:p>
     <w:p>
       <w:pPr>
-        <w:rPr>
-          <w:b/>
-          <w:bCs/>
+        <w:spacing w:after="0" w:line="240" w:lineRule="auto"/>
+        <w:rPr>
+          <w:rFonts w:ascii="Arial" w:eastAsia="Times New Roman" w:hAnsi="Arial" w:cs="Arial"/>
+          <w:kern w:val="0"/>
+          <w:sz w:val="24"/>
+          <w:szCs w:val="24"/>
+          <w:lang w:eastAsia="tr-TR"/>
+          <w14:ligatures w14:val="none"/>
         </w:rPr>
       </w:pPr>
       <w:r>
         <w:rPr>
-          <w:b/>
-          <w:bCs/>
-        </w:rPr>
-        <w:t>2. TARAFLARIN ORTAYA KOYDUĞU MADDİ VE HUKUKİ İDDİALAR</w:t>
-      </w:r>
-      <w:r>
-        <w:rPr>
-          <w:b/>
-          <w:bCs/>
+          <w:rFonts w:ascii="Arial" w:eastAsia="Times New Roman" w:hAnsi="Arial" w:cs="Arial"/>
+          <w:b/>
+          <w:bCs/>
+          <w:kern w:val="0"/>
+          <w:sz w:val="24"/>
+          <w:szCs w:val="24"/>
+          <w:lang w:eastAsia="tr-TR"/>
+          <w14:ligatures w14:val="none"/>
+        </w:rPr>
+        <w:t>2.2. Sigorta Kuruluşunun İddia, Delil ve Talepleri</w:t>
+      </w:r>
+      <w:r>
+        <w:rPr>
+          <w:rFonts w:ascii="Arial" w:eastAsia="Times New Roman" w:hAnsi="Arial" w:cs="Arial"/>
+          <w:kern w:val="0"/>
+          <w:sz w:val="24"/>
+          <w:szCs w:val="24"/>
+          <w:lang w:eastAsia="tr-TR"/>
+          <w14:ligatures w14:val="none"/>
         </w:rPr>
         <w:br/>
-        <w:t>2.1. Başvuru Sahibinin İddia, Delil ve Talepleri</w:t>
-      </w:r>
-      <w:r>
-        <w:rPr>
-          <w:b/>
-          <w:bCs/>
+      </w:r>
+      <w:r>
+        <w:rPr>
+          <w:rFonts w:ascii="Arial" w:eastAsia="Times New Roman" w:hAnsi="Arial" w:cs="Arial"/>
+          <w:b/>
+          <w:bCs/>
+          <w:kern w:val="0"/>
+          <w:sz w:val="24"/>
+          <w:szCs w:val="24"/>
+          <w:lang w:eastAsia="tr-TR"/>
+          <w14:ligatures w14:val="none"/>
+        </w:rPr>
+        <w:t xml:space="preserve">{% </w:t>
+      </w:r>
+      <w:proofErr w:type="spellStart"/>
+      <w:r>
+        <w:rPr>
+          <w:rFonts w:ascii="Arial" w:eastAsia="Times New Roman" w:hAnsi="Arial" w:cs="Arial"/>
+          <w:b/>
+          <w:bCs/>
+          <w:kern w:val="0"/>
+          <w:sz w:val="24"/>
+          <w:szCs w:val="24"/>
+          <w:lang w:eastAsia="tr-TR"/>
+          <w14:ligatures w14:val="none"/>
+        </w:rPr>
+        <w:t>if</w:t>
+      </w:r>
+      <w:proofErr w:type="spellEnd"/>
+      <w:r>
+        <w:rPr>
+          <w:rFonts w:ascii="Arial" w:eastAsia="Times New Roman" w:hAnsi="Arial" w:cs="Arial"/>
+          <w:b/>
+          <w:bCs/>
+          <w:kern w:val="0"/>
+          <w:sz w:val="24"/>
+          <w:szCs w:val="24"/>
+          <w:lang w:eastAsia="tr-TR"/>
+          <w14:ligatures w14:val="none"/>
+        </w:rPr>
+        <w:t xml:space="preserve"> </w:t>
+      </w:r>
+      <w:proofErr w:type="spellStart"/>
+      <w:r>
+        <w:rPr>
+          <w:rFonts w:ascii="Arial" w:eastAsia="Times New Roman" w:hAnsi="Arial" w:cs="Arial"/>
+          <w:b/>
+          <w:bCs/>
+          <w:kern w:val="0"/>
+          <w:sz w:val="24"/>
+          <w:szCs w:val="24"/>
+          <w:lang w:eastAsia="tr-TR"/>
+          <w14:ligatures w14:val="none"/>
+        </w:rPr>
+        <w:t>sigorta_sirketi_cevap_verdi_mi</w:t>
+      </w:r>
+      <w:proofErr w:type="spellEnd"/>
+      <w:r>
+        <w:rPr>
+          <w:rFonts w:ascii="Arial" w:eastAsia="Times New Roman" w:hAnsi="Arial" w:cs="Arial"/>
+          <w:b/>
+          <w:bCs/>
+          <w:kern w:val="0"/>
+          <w:sz w:val="24"/>
+          <w:szCs w:val="24"/>
+          <w:lang w:eastAsia="tr-TR"/>
+          <w14:ligatures w14:val="none"/>
+        </w:rPr>
+        <w:t xml:space="preserve"> %}</w:t>
+      </w:r>
+      <w:r>
+        <w:rPr>
+          <w:rFonts w:ascii="Arial" w:eastAsia="Times New Roman" w:hAnsi="Arial" w:cs="Arial"/>
+          <w:kern w:val="0"/>
+          <w:sz w:val="24"/>
+          <w:szCs w:val="24"/>
+          <w:lang w:eastAsia="tr-TR"/>
+          <w14:ligatures w14:val="none"/>
         </w:rPr>
         <w:br/>
-        <w:t xml:space="preserve">Başvuru sahibi vekili tarafından Sigorta Tahkim Komisyonu’na yapılan uyuşmazlık başvuru formu ve eki beyanında özetle; Davalı Şirket tarafından Karayolları Motorlu Araçlar Zorunlu Mali Sorumluluk Sigorta Poliçesi ile sigortalı aracın karıştığı kaza neticesinde müvekkiline ait araçta {{ degisken_2_1_1 }}, {{ degisken_4 }} belirtilerek, fazlaya ilişkin hakları saklı kalmak üzere şimdilik {{ degisken_2 }} TL {{ degisken_2_1_2 }} davalı Şirket tarafından karşılanması talep edilmiştir. Vekaletname </w:t>
+        <w:t xml:space="preserve">Davalı Şirket vekili tarafından Sigorta Tahkim Komisyonu’na sunulan cevap yazısında özetle; </w:t>
       </w:r>
       <w:proofErr w:type="gramStart"/>
       <w:r>
         <w:rPr>
-          <w:b/>
-          <w:bCs/>
-        </w:rPr>
-        <w:t>ile birlikte</w:t>
+          <w:rFonts w:ascii="Arial" w:eastAsia="Times New Roman" w:hAnsi="Arial" w:cs="Arial"/>
+          <w:b/>
+          <w:bCs/>
+          <w:kern w:val="0"/>
+          <w:sz w:val="24"/>
+          <w:szCs w:val="24"/>
+          <w:lang w:eastAsia="tr-TR"/>
+          <w14:ligatures w14:val="none"/>
+        </w:rPr>
+        <w:t>{{ degisken</w:t>
       </w:r>
       <w:proofErr w:type="gramEnd"/>
       <w:r>
         <w:rPr>
-          <w:b/>
-          <w:bCs/>
-        </w:rPr>
-        <w:t xml:space="preserve"> iddialara dayanak olarak, davalı şirkete gönderilen talep yazısı, </w:t>
+          <w:rFonts w:ascii="Arial" w:eastAsia="Times New Roman" w:hAnsi="Arial" w:cs="Arial"/>
+          <w:b/>
+          <w:bCs/>
+          <w:kern w:val="0"/>
+          <w:sz w:val="24"/>
+          <w:szCs w:val="24"/>
+          <w:lang w:eastAsia="tr-TR"/>
+          <w14:ligatures w14:val="none"/>
+        </w:rPr>
+        <w:t>_</w:t>
       </w:r>
       <w:proofErr w:type="gramStart"/>
       <w:r>
         <w:rPr>
-          <w:b/>
-          <w:bCs/>
-        </w:rPr>
-        <w:t>{{ degisken</w:t>
+          <w:rFonts w:ascii="Arial" w:eastAsia="Times New Roman" w:hAnsi="Arial" w:cs="Arial"/>
+          <w:b/>
+          <w:bCs/>
+          <w:kern w:val="0"/>
+          <w:sz w:val="24"/>
+          <w:szCs w:val="24"/>
+          <w:lang w:eastAsia="tr-TR"/>
+          <w14:ligatures w14:val="none"/>
+        </w:rPr>
+        <w:t>7 }</w:t>
       </w:r>
       <w:proofErr w:type="gramEnd"/>
       <w:r>
         <w:rPr>
-          <w:b/>
-          <w:bCs/>
-        </w:rPr>
-        <w:t>_</w:t>
-      </w:r>
-      <w:proofErr w:type="gramStart"/>
-      <w:r>
-        <w:rPr>
-          <w:b/>
-          <w:bCs/>
-        </w:rPr>
-        <w:t>6 }</w:t>
-      </w:r>
-      <w:proofErr w:type="gramEnd"/>
-      <w:r>
-        <w:rPr>
-          <w:b/>
-          <w:bCs/>
-        </w:rPr>
-        <w:t>}, hasarlı araç fotoğrafları, kaza tespit tutanağı, araç ruhsatı ve sair deliller dosyaya sunulmuştur.</w:t>
+          <w:rFonts w:ascii="Arial" w:eastAsia="Times New Roman" w:hAnsi="Arial" w:cs="Arial"/>
+          <w:b/>
+          <w:bCs/>
+          <w:kern w:val="0"/>
+          <w:sz w:val="24"/>
+          <w:szCs w:val="24"/>
+          <w:lang w:eastAsia="tr-TR"/>
+          <w14:ligatures w14:val="none"/>
+        </w:rPr>
+        <w:t>}</w:t>
+      </w:r>
+      <w:r>
+        <w:rPr>
+          <w:rFonts w:ascii="Arial" w:eastAsia="Times New Roman" w:hAnsi="Arial" w:cs="Arial"/>
+          <w:kern w:val="0"/>
+          <w:sz w:val="24"/>
+          <w:szCs w:val="24"/>
+          <w:lang w:eastAsia="tr-TR"/>
+          <w14:ligatures w14:val="none"/>
+        </w:rPr>
+        <w:t xml:space="preserve"> belirtilerek davanın reddi talep edilmiştir.</w:t>
+      </w:r>
+      <w:r>
+        <w:rPr>
+          <w:rFonts w:ascii="Arial" w:eastAsia="Times New Roman" w:hAnsi="Arial" w:cs="Arial"/>
+          <w:kern w:val="0"/>
+          <w:sz w:val="24"/>
+          <w:szCs w:val="24"/>
+          <w:lang w:eastAsia="tr-TR"/>
+          <w14:ligatures w14:val="none"/>
+        </w:rPr>
+        <w:br/>
+      </w:r>
+      <w:r>
+        <w:rPr>
+          <w:rFonts w:ascii="Arial" w:eastAsia="Times New Roman" w:hAnsi="Arial" w:cs="Arial"/>
+          <w:b/>
+          <w:bCs/>
+          <w:kern w:val="0"/>
+          <w:sz w:val="24"/>
+          <w:szCs w:val="24"/>
+          <w:lang w:eastAsia="tr-TR"/>
+          <w14:ligatures w14:val="none"/>
+        </w:rPr>
+        <w:t>{% else %}</w:t>
+      </w:r>
+      <w:r>
+        <w:rPr>
+          <w:rFonts w:ascii="Arial" w:eastAsia="Times New Roman" w:hAnsi="Arial" w:cs="Arial"/>
+          <w:kern w:val="0"/>
+          <w:sz w:val="24"/>
+          <w:szCs w:val="24"/>
+          <w:lang w:eastAsia="tr-TR"/>
+          <w14:ligatures w14:val="none"/>
+        </w:rPr>
+        <w:br/>
+        <w:t>Davalı Şirket tarafından Sigorta Tahkim Komisyonu’na herhangi bir cevap sunulmamıştır.</w:t>
+      </w:r>
+      <w:r>
+        <w:rPr>
+          <w:rFonts w:ascii="Arial" w:eastAsia="Times New Roman" w:hAnsi="Arial" w:cs="Arial"/>
+          <w:kern w:val="0"/>
+          <w:sz w:val="24"/>
+          <w:szCs w:val="24"/>
+          <w:lang w:eastAsia="tr-TR"/>
+          <w14:ligatures w14:val="none"/>
+        </w:rPr>
+        <w:br/>
+      </w:r>
+      <w:r>
+        <w:rPr>
+          <w:rFonts w:ascii="Arial" w:eastAsia="Times New Roman" w:hAnsi="Arial" w:cs="Arial"/>
+          <w:b/>
+          <w:bCs/>
+          <w:kern w:val="0"/>
+          <w:sz w:val="24"/>
+          <w:szCs w:val="24"/>
+          <w:lang w:eastAsia="tr-TR"/>
+          <w14:ligatures w14:val="none"/>
+        </w:rPr>
+        <w:t xml:space="preserve">{% </w:t>
+      </w:r>
+      <w:proofErr w:type="spellStart"/>
+      <w:r>
+        <w:rPr>
+          <w:rFonts w:ascii="Arial" w:eastAsia="Times New Roman" w:hAnsi="Arial" w:cs="Arial"/>
+          <w:b/>
+          <w:bCs/>
+          <w:kern w:val="0"/>
+          <w:sz w:val="24"/>
+          <w:szCs w:val="24"/>
+          <w:lang w:eastAsia="tr-TR"/>
+          <w14:ligatures w14:val="none"/>
+        </w:rPr>
+        <w:t>endif</w:t>
+      </w:r>
+      <w:proofErr w:type="spellEnd"/>
+      <w:r>
+        <w:rPr>
+          <w:rFonts w:ascii="Arial" w:eastAsia="Times New Roman" w:hAnsi="Arial" w:cs="Arial"/>
+          <w:b/>
+          <w:bCs/>
+          <w:kern w:val="0"/>
+          <w:sz w:val="24"/>
+          <w:szCs w:val="24"/>
+          <w:lang w:eastAsia="tr-TR"/>
+          <w14:ligatures w14:val="none"/>
+        </w:rPr>
+        <w:t xml:space="preserve"> %}</w:t>
       </w:r>
     </w:p>
     <w:p>
       <w:pPr>
-        <w:rPr>
-          <w:b/>
-          <w:bCs/>
+        <w:spacing w:after="0" w:line="240" w:lineRule="auto"/>
+        <w:rPr>
+          <w:rFonts w:ascii="Arial" w:eastAsia="Times New Roman" w:hAnsi="Arial" w:cs="Arial"/>
+          <w:kern w:val="0"/>
+          <w:sz w:val="24"/>
+          <w:szCs w:val="24"/>
+          <w:lang w:eastAsia="tr-TR"/>
+          <w14:ligatures w14:val="none"/>
         </w:rPr>
       </w:pPr>
       <w:r>
         <w:rPr>
-          <w:b/>
-          <w:bCs/>
-        </w:rPr>
-        <w:t>2.2. Sigorta Kuruluşunun İddia, Delil ve Talepleri</w:t>
-      </w:r>
-      <w:r>
-        <w:rPr>
-          <w:b/>
-          <w:bCs/>
+          <w:rFonts w:ascii="Arial" w:eastAsia="Times New Roman" w:hAnsi="Arial" w:cs="Arial"/>
+          <w:b/>
+          <w:bCs/>
+          <w:kern w:val="0"/>
+          <w:sz w:val="24"/>
+          <w:szCs w:val="24"/>
+          <w:lang w:eastAsia="tr-TR"/>
+          <w14:ligatures w14:val="none"/>
+        </w:rPr>
+        <w:t>3. UYUŞMAZLIĞA UYGULANACAK HÜKÜMLER</w:t>
+      </w:r>
+      <w:r>
+        <w:rPr>
+          <w:rFonts w:ascii="Arial" w:eastAsia="Times New Roman" w:hAnsi="Arial" w:cs="Arial"/>
+          <w:kern w:val="0"/>
+          <w:sz w:val="24"/>
+          <w:szCs w:val="24"/>
+          <w:lang w:eastAsia="tr-TR"/>
+          <w14:ligatures w14:val="none"/>
         </w:rPr>
         <w:br/>
       </w:r>
       <w:proofErr w:type="gramStart"/>
       <w:r>
         <w:rPr>
-          <w:b/>
-          <w:bCs/>
-        </w:rPr>
-        <w:t xml:space="preserve">{{ </w:t>
-      </w:r>
-      <w:proofErr w:type="spellStart"/>
-      <w:r>
-        <w:rPr>
-          <w:b/>
-          <w:bCs/>
-        </w:rPr>
-        <w:t>sigorta</w:t>
+          <w:rFonts w:ascii="Arial" w:eastAsia="Times New Roman" w:hAnsi="Arial" w:cs="Arial"/>
+          <w:b/>
+          <w:bCs/>
+          <w:kern w:val="0"/>
+          <w:sz w:val="24"/>
+          <w:szCs w:val="24"/>
+          <w:lang w:eastAsia="tr-TR"/>
+          <w14:ligatures w14:val="none"/>
+        </w:rPr>
+        <w:t>{{ degisken</w:t>
       </w:r>
       <w:proofErr w:type="gramEnd"/>
       <w:r>
         <w:rPr>
-          <w:b/>
-          <w:bCs/>
-        </w:rPr>
-        <w:t>_kurulusunun_iddia_delil_talepleri_</w:t>
+          <w:rFonts w:ascii="Arial" w:eastAsia="Times New Roman" w:hAnsi="Arial" w:cs="Arial"/>
+          <w:b/>
+          <w:bCs/>
+          <w:kern w:val="0"/>
+          <w:sz w:val="24"/>
+          <w:szCs w:val="24"/>
+          <w:lang w:eastAsia="tr-TR"/>
+          <w14:ligatures w14:val="none"/>
+        </w:rPr>
+        <w:t>_</w:t>
       </w:r>
       <w:proofErr w:type="gramStart"/>
       <w:r>
         <w:rPr>
-          <w:b/>
-          <w:bCs/>
-        </w:rPr>
-        <w:t>paragrafi</w:t>
-      </w:r>
-      <w:proofErr w:type="spellEnd"/>
-      <w:r>
-        <w:rPr>
-          <w:b/>
-          <w:bCs/>
-        </w:rPr>
-        <w:t xml:space="preserve"> }</w:t>
+          <w:rFonts w:ascii="Arial" w:eastAsia="Times New Roman" w:hAnsi="Arial" w:cs="Arial"/>
+          <w:b/>
+          <w:bCs/>
+          <w:kern w:val="0"/>
+          <w:sz w:val="24"/>
+          <w:szCs w:val="24"/>
+          <w:lang w:eastAsia="tr-TR"/>
+          <w14:ligatures w14:val="none"/>
+        </w:rPr>
+        <w:t>50 }</w:t>
       </w:r>
       <w:proofErr w:type="gramEnd"/>
       <w:r>
         <w:rPr>
-          <w:b/>
-          <w:bCs/>
+          <w:rFonts w:ascii="Arial" w:eastAsia="Times New Roman" w:hAnsi="Arial" w:cs="Arial"/>
+          <w:b/>
+          <w:bCs/>
+          <w:kern w:val="0"/>
+          <w:sz w:val="24"/>
+          <w:szCs w:val="24"/>
+          <w:lang w:eastAsia="tr-TR"/>
+          <w14:ligatures w14:val="none"/>
         </w:rPr>
         <w:t>}</w:t>
       </w:r>
     </w:p>
     <w:p>
       <w:pPr>
-        <w:rPr>
-          <w:b/>
-          <w:bCs/>
+        <w:spacing w:after="0" w:line="240" w:lineRule="auto"/>
+        <w:rPr>
+          <w:rFonts w:ascii="Arial" w:eastAsia="Times New Roman" w:hAnsi="Arial" w:cs="Arial"/>
+          <w:kern w:val="0"/>
+          <w:sz w:val="24"/>
+          <w:szCs w:val="24"/>
+          <w:lang w:eastAsia="tr-TR"/>
+          <w14:ligatures w14:val="none"/>
         </w:rPr>
       </w:pPr>
       <w:r>
         <w:rPr>
-          <w:b/>
-          <w:bCs/>
-        </w:rPr>
-        <w:t>3. UYUŞMAZLIĞA UYGULANACAK HÜKÜMLER</w:t>
-      </w:r>
-      <w:r>
-        <w:rPr>
-          <w:b/>
-          <w:bCs/>
+          <w:rFonts w:ascii="Arial" w:eastAsia="Times New Roman" w:hAnsi="Arial" w:cs="Arial"/>
+          <w:b/>
+          <w:bCs/>
+          <w:kern w:val="0"/>
+          <w:sz w:val="24"/>
+          <w:szCs w:val="24"/>
+          <w:lang w:eastAsia="tr-TR"/>
+          <w14:ligatures w14:val="none"/>
+        </w:rPr>
+        <w:t>4. DEĞERLENDİRME, GEREKÇELİ KARAR</w:t>
+      </w:r>
+      <w:r>
+        <w:rPr>
+          <w:rFonts w:ascii="Arial" w:eastAsia="Times New Roman" w:hAnsi="Arial" w:cs="Arial"/>
+          <w:kern w:val="0"/>
+          <w:sz w:val="24"/>
+          <w:szCs w:val="24"/>
+          <w:lang w:eastAsia="tr-TR"/>
+          <w14:ligatures w14:val="none"/>
         </w:rPr>
         <w:br/>
+        <w:t xml:space="preserve">Dosya konusu uyuşmazlık, başvuru sahibine ait araçta oluşan </w:t>
       </w:r>
       <w:proofErr w:type="gramStart"/>
       <w:r>
         <w:rPr>
-          <w:b/>
-          <w:bCs/>
+          <w:rFonts w:ascii="Arial" w:eastAsia="Times New Roman" w:hAnsi="Arial" w:cs="Arial"/>
+          <w:b/>
+          <w:bCs/>
+          <w:kern w:val="0"/>
+          <w:sz w:val="24"/>
+          <w:szCs w:val="24"/>
+          <w:lang w:eastAsia="tr-TR"/>
+          <w14:ligatures w14:val="none"/>
         </w:rPr>
         <w:t>{{ degisken</w:t>
       </w:r>
       <w:proofErr w:type="gramEnd"/>
       <w:r>
         <w:rPr>
-          <w:b/>
-          <w:bCs/>
+          <w:rFonts w:ascii="Arial" w:eastAsia="Times New Roman" w:hAnsi="Arial" w:cs="Arial"/>
+          <w:b/>
+          <w:bCs/>
+          <w:kern w:val="0"/>
+          <w:sz w:val="24"/>
+          <w:szCs w:val="24"/>
+          <w:lang w:eastAsia="tr-TR"/>
+          <w14:ligatures w14:val="none"/>
+        </w:rPr>
+        <w:t>_4_</w:t>
+      </w:r>
+      <w:proofErr w:type="gramStart"/>
+      <w:r>
+        <w:rPr>
+          <w:rFonts w:ascii="Arial" w:eastAsia="Times New Roman" w:hAnsi="Arial" w:cs="Arial"/>
+          <w:b/>
+          <w:bCs/>
+          <w:kern w:val="0"/>
+          <w:sz w:val="24"/>
+          <w:szCs w:val="24"/>
+          <w:lang w:eastAsia="tr-TR"/>
+          <w14:ligatures w14:val="none"/>
+        </w:rPr>
+        <w:t>1 }</w:t>
+      </w:r>
+      <w:proofErr w:type="gramEnd"/>
+      <w:r>
+        <w:rPr>
+          <w:rFonts w:ascii="Arial" w:eastAsia="Times New Roman" w:hAnsi="Arial" w:cs="Arial"/>
+          <w:b/>
+          <w:bCs/>
+          <w:kern w:val="0"/>
+          <w:sz w:val="24"/>
+          <w:szCs w:val="24"/>
+          <w:lang w:eastAsia="tr-TR"/>
+          <w14:ligatures w14:val="none"/>
+        </w:rPr>
+        <w:t>}</w:t>
+      </w:r>
+      <w:r>
+        <w:rPr>
+          <w:rFonts w:ascii="Arial" w:eastAsia="Times New Roman" w:hAnsi="Arial" w:cs="Arial"/>
+          <w:kern w:val="0"/>
+          <w:sz w:val="24"/>
+          <w:szCs w:val="24"/>
+          <w:lang w:eastAsia="tr-TR"/>
+          <w14:ligatures w14:val="none"/>
+        </w:rPr>
+        <w:t xml:space="preserve"> Karayolları Motorlu Araçlar Zorunlu Mali Sorumluluk Sigorta Poliçesi kapsamında davalı Şirket tarafından tazminine ilişkindir. Söz konusu kazanın oluşumunda davalı Şirkette sigortalı araç sürücüsünün % </w:t>
+      </w:r>
+      <w:proofErr w:type="gramStart"/>
+      <w:r>
+        <w:rPr>
+          <w:rFonts w:ascii="Arial" w:eastAsia="Times New Roman" w:hAnsi="Arial" w:cs="Arial"/>
+          <w:b/>
+          <w:bCs/>
+          <w:kern w:val="0"/>
+          <w:sz w:val="24"/>
+          <w:szCs w:val="24"/>
+          <w:lang w:eastAsia="tr-TR"/>
+          <w14:ligatures w14:val="none"/>
+        </w:rPr>
+        <w:t>{{ degisken</w:t>
+      </w:r>
+      <w:proofErr w:type="gramEnd"/>
+      <w:r>
+        <w:rPr>
+          <w:rFonts w:ascii="Arial" w:eastAsia="Times New Roman" w:hAnsi="Arial" w:cs="Arial"/>
+          <w:b/>
+          <w:bCs/>
+          <w:kern w:val="0"/>
+          <w:sz w:val="24"/>
+          <w:szCs w:val="24"/>
+          <w:lang w:eastAsia="tr-TR"/>
+          <w14:ligatures w14:val="none"/>
         </w:rPr>
         <w:t>_</w:t>
       </w:r>
       <w:proofErr w:type="gramStart"/>
       <w:r>
         <w:rPr>
-          <w:b/>
-          <w:bCs/>
-        </w:rPr>
-        <w:t>50 }</w:t>
+          <w:rFonts w:ascii="Arial" w:eastAsia="Times New Roman" w:hAnsi="Arial" w:cs="Arial"/>
+          <w:b/>
+          <w:bCs/>
+          <w:kern w:val="0"/>
+          <w:sz w:val="24"/>
+          <w:szCs w:val="24"/>
+          <w:lang w:eastAsia="tr-TR"/>
+          <w14:ligatures w14:val="none"/>
+        </w:rPr>
+        <w:t>9 }</w:t>
       </w:r>
       <w:proofErr w:type="gramEnd"/>
       <w:r>
         <w:rPr>
-          <w:b/>
-          <w:bCs/>
+          <w:rFonts w:ascii="Arial" w:eastAsia="Times New Roman" w:hAnsi="Arial" w:cs="Arial"/>
+          <w:b/>
+          <w:bCs/>
+          <w:kern w:val="0"/>
+          <w:sz w:val="24"/>
+          <w:szCs w:val="24"/>
+          <w:lang w:eastAsia="tr-TR"/>
+          <w14:ligatures w14:val="none"/>
         </w:rPr>
         <w:t>}</w:t>
+      </w:r>
+      <w:r>
+        <w:rPr>
+          <w:rFonts w:ascii="Arial" w:eastAsia="Times New Roman" w:hAnsi="Arial" w:cs="Arial"/>
+          <w:kern w:val="0"/>
+          <w:sz w:val="24"/>
+          <w:szCs w:val="24"/>
+          <w:lang w:eastAsia="tr-TR"/>
+          <w14:ligatures w14:val="none"/>
+        </w:rPr>
+        <w:t xml:space="preserve"> kusurlu olduğu anlaşılmıştır.</w:t>
       </w:r>
     </w:p>
     <w:p>
       <w:pPr>
-        <w:rPr>
-          <w:b/>
-          <w:bCs/>
+        <w:spacing w:after="0" w:line="240" w:lineRule="auto"/>
+        <w:rPr>
+          <w:rFonts w:ascii="Arial" w:eastAsia="Times New Roman" w:hAnsi="Arial" w:cs="Arial"/>
+          <w:kern w:val="0"/>
+          <w:sz w:val="24"/>
+          <w:szCs w:val="24"/>
+          <w:lang w:eastAsia="tr-TR"/>
+          <w14:ligatures w14:val="none"/>
         </w:rPr>
       </w:pPr>
       <w:r>
         <w:rPr>
-          <w:b/>
-          <w:bCs/>
-        </w:rPr>
-        <w:t>4. DEĞERLENDİRME, GEREKÇELİ KARAR</w:t>
-      </w:r>
-      <w:r>
-        <w:rPr>
-          <w:b/>
-          <w:bCs/>
+          <w:rFonts w:ascii="Arial" w:eastAsia="Times New Roman" w:hAnsi="Arial" w:cs="Arial"/>
+          <w:b/>
+          <w:bCs/>
+          <w:kern w:val="0"/>
+          <w:sz w:val="24"/>
+          <w:szCs w:val="24"/>
+          <w:lang w:eastAsia="tr-TR"/>
+          <w14:ligatures w14:val="none"/>
+        </w:rPr>
+        <w:t xml:space="preserve">{% </w:t>
+      </w:r>
+      <w:proofErr w:type="spellStart"/>
+      <w:r>
+        <w:rPr>
+          <w:rFonts w:ascii="Arial" w:eastAsia="Times New Roman" w:hAnsi="Arial" w:cs="Arial"/>
+          <w:b/>
+          <w:bCs/>
+          <w:kern w:val="0"/>
+          <w:sz w:val="24"/>
+          <w:szCs w:val="24"/>
+          <w:lang w:eastAsia="tr-TR"/>
+          <w14:ligatures w14:val="none"/>
+        </w:rPr>
+        <w:t>if</w:t>
+      </w:r>
+      <w:proofErr w:type="spellEnd"/>
+      <w:r>
+        <w:rPr>
+          <w:rFonts w:ascii="Arial" w:eastAsia="Times New Roman" w:hAnsi="Arial" w:cs="Arial"/>
+          <w:b/>
+          <w:bCs/>
+          <w:kern w:val="0"/>
+          <w:sz w:val="24"/>
+          <w:szCs w:val="24"/>
+          <w:lang w:eastAsia="tr-TR"/>
+          <w14:ligatures w14:val="none"/>
+        </w:rPr>
+        <w:t xml:space="preserve"> </w:t>
+      </w:r>
+      <w:proofErr w:type="spellStart"/>
+      <w:r>
+        <w:rPr>
+          <w:rFonts w:ascii="Arial" w:eastAsia="Times New Roman" w:hAnsi="Arial" w:cs="Arial"/>
+          <w:b/>
+          <w:bCs/>
+          <w:kern w:val="0"/>
+          <w:sz w:val="24"/>
+          <w:szCs w:val="24"/>
+          <w:lang w:eastAsia="tr-TR"/>
+          <w14:ligatures w14:val="none"/>
+        </w:rPr>
+        <w:t>bilirkisi_raporu_alindi</w:t>
+      </w:r>
+      <w:proofErr w:type="spellEnd"/>
+      <w:r>
+        <w:rPr>
+          <w:rFonts w:ascii="Arial" w:eastAsia="Times New Roman" w:hAnsi="Arial" w:cs="Arial"/>
+          <w:b/>
+          <w:bCs/>
+          <w:kern w:val="0"/>
+          <w:sz w:val="24"/>
+          <w:szCs w:val="24"/>
+          <w:lang w:eastAsia="tr-TR"/>
+          <w14:ligatures w14:val="none"/>
+        </w:rPr>
+        <w:t xml:space="preserve"> %}</w:t>
+      </w:r>
+      <w:r>
+        <w:rPr>
+          <w:rFonts w:ascii="Arial" w:eastAsia="Times New Roman" w:hAnsi="Arial" w:cs="Arial"/>
+          <w:kern w:val="0"/>
+          <w:sz w:val="24"/>
+          <w:szCs w:val="24"/>
+          <w:lang w:eastAsia="tr-TR"/>
+          <w14:ligatures w14:val="none"/>
         </w:rPr>
         <w:br/>
-        <w:t xml:space="preserve">Dosya konusu uyuşmazlık, başvuru sahibine ait araçta oluşan </w:t>
+        <w:t xml:space="preserve">Bilirkişi raporuna göre, Başvuru sahibine ait </w:t>
       </w:r>
       <w:proofErr w:type="gramStart"/>
       <w:r>
         <w:rPr>
-          <w:b/>
-          <w:bCs/>
+          <w:rFonts w:ascii="Arial" w:eastAsia="Times New Roman" w:hAnsi="Arial" w:cs="Arial"/>
+          <w:b/>
+          <w:bCs/>
+          <w:kern w:val="0"/>
+          <w:sz w:val="24"/>
+          <w:szCs w:val="24"/>
+          <w:lang w:eastAsia="tr-TR"/>
+          <w14:ligatures w14:val="none"/>
         </w:rPr>
         <w:t>{{ degisken</w:t>
       </w:r>
       <w:proofErr w:type="gramEnd"/>
       <w:r>
         <w:rPr>
-          <w:b/>
-          <w:bCs/>
-        </w:rPr>
-        <w:t>_4_</w:t>
+          <w:rFonts w:ascii="Arial" w:eastAsia="Times New Roman" w:hAnsi="Arial" w:cs="Arial"/>
+          <w:b/>
+          <w:bCs/>
+          <w:kern w:val="0"/>
+          <w:sz w:val="24"/>
+          <w:szCs w:val="24"/>
+          <w:lang w:eastAsia="tr-TR"/>
+          <w14:ligatures w14:val="none"/>
+        </w:rPr>
+        <w:t>_</w:t>
       </w:r>
       <w:proofErr w:type="gramStart"/>
       <w:r>
         <w:rPr>
-          <w:b/>
-          <w:bCs/>
-        </w:rPr>
-        <w:t>1 }</w:t>
+          <w:rFonts w:ascii="Arial" w:eastAsia="Times New Roman" w:hAnsi="Arial" w:cs="Arial"/>
+          <w:b/>
+          <w:bCs/>
+          <w:kern w:val="0"/>
+          <w:sz w:val="24"/>
+          <w:szCs w:val="24"/>
+          <w:lang w:eastAsia="tr-TR"/>
+          <w14:ligatures w14:val="none"/>
+        </w:rPr>
+        <w:t>10 }</w:t>
       </w:r>
       <w:proofErr w:type="gramEnd"/>
       <w:r>
         <w:rPr>
-          <w:b/>
-          <w:bCs/>
-        </w:rPr>
-        <w:t xml:space="preserve">} Karayolları Motorlu Araçlar Zorunlu Mali Sorumluluk Sigorta Poliçesi kapsamında davalı Şirket tarafından tazminine ilişkindir. Söz konusu kazanın oluşumunda davalı Şirkette sigortalı araç sürücüsünün % </w:t>
+          <w:rFonts w:ascii="Arial" w:eastAsia="Times New Roman" w:hAnsi="Arial" w:cs="Arial"/>
+          <w:b/>
+          <w:bCs/>
+          <w:kern w:val="0"/>
+          <w:sz w:val="24"/>
+          <w:szCs w:val="24"/>
+          <w:lang w:eastAsia="tr-TR"/>
+          <w14:ligatures w14:val="none"/>
+        </w:rPr>
+        <w:t>}</w:t>
+      </w:r>
+      <w:r>
+        <w:rPr>
+          <w:rFonts w:ascii="Arial" w:eastAsia="Times New Roman" w:hAnsi="Arial" w:cs="Arial"/>
+          <w:kern w:val="0"/>
+          <w:sz w:val="24"/>
+          <w:szCs w:val="24"/>
+          <w:lang w:eastAsia="tr-TR"/>
+          <w14:ligatures w14:val="none"/>
+        </w:rPr>
+        <w:t xml:space="preserve"> plakalı aracın kaza sonucu oluşan hasar miktarının KDV dahil </w:t>
       </w:r>
       <w:proofErr w:type="gramStart"/>
       <w:r>
         <w:rPr>
-          <w:b/>
-          <w:bCs/>
+          <w:rFonts w:ascii="Arial" w:eastAsia="Times New Roman" w:hAnsi="Arial" w:cs="Arial"/>
+          <w:b/>
+          <w:bCs/>
+          <w:kern w:val="0"/>
+          <w:sz w:val="24"/>
+          <w:szCs w:val="24"/>
+          <w:lang w:eastAsia="tr-TR"/>
+          <w14:ligatures w14:val="none"/>
         </w:rPr>
         <w:t>{{ degisken</w:t>
       </w:r>
       <w:proofErr w:type="gramEnd"/>
       <w:r>
         <w:rPr>
-          <w:b/>
-          <w:bCs/>
+          <w:rFonts w:ascii="Arial" w:eastAsia="Times New Roman" w:hAnsi="Arial" w:cs="Arial"/>
+          <w:b/>
+          <w:bCs/>
+          <w:kern w:val="0"/>
+          <w:sz w:val="24"/>
+          <w:szCs w:val="24"/>
+          <w:lang w:eastAsia="tr-TR"/>
+          <w14:ligatures w14:val="none"/>
         </w:rPr>
         <w:t>_</w:t>
       </w:r>
       <w:proofErr w:type="gramStart"/>
       <w:r>
         <w:rPr>
-          <w:b/>
-          <w:bCs/>
-        </w:rPr>
-        <w:t>8 }</w:t>
+          <w:rFonts w:ascii="Arial" w:eastAsia="Times New Roman" w:hAnsi="Arial" w:cs="Arial"/>
+          <w:b/>
+          <w:bCs/>
+          <w:kern w:val="0"/>
+          <w:sz w:val="24"/>
+          <w:szCs w:val="24"/>
+          <w:lang w:eastAsia="tr-TR"/>
+          <w14:ligatures w14:val="none"/>
+        </w:rPr>
+        <w:t>13 }</w:t>
       </w:r>
       <w:proofErr w:type="gramEnd"/>
       <w:r>
         <w:rPr>
-          <w:b/>
-          <w:bCs/>
-        </w:rPr>
-        <w:t>} kusurlu olduğu anlaşılmıştır. Uyuşmazlık konusu kazanın trafik sözleşmenin vadesi içinde gerçekleştiği, tarafların taraf ve dava ehliyetlerinin olduğu tespit edilerek davanın esasına geçilmiştir.</w:t>
+          <w:rFonts w:ascii="Arial" w:eastAsia="Times New Roman" w:hAnsi="Arial" w:cs="Arial"/>
+          <w:b/>
+          <w:bCs/>
+          <w:kern w:val="0"/>
+          <w:sz w:val="24"/>
+          <w:szCs w:val="24"/>
+          <w:lang w:eastAsia="tr-TR"/>
+          <w14:ligatures w14:val="none"/>
+        </w:rPr>
+        <w:t>} TL</w:t>
+      </w:r>
+      <w:r>
+        <w:rPr>
+          <w:rFonts w:ascii="Arial" w:eastAsia="Times New Roman" w:hAnsi="Arial" w:cs="Arial"/>
+          <w:kern w:val="0"/>
+          <w:sz w:val="24"/>
+          <w:szCs w:val="24"/>
+          <w:lang w:eastAsia="tr-TR"/>
+          <w14:ligatures w14:val="none"/>
+        </w:rPr>
+        <w:t xml:space="preserve"> olduğu, davalı Şirket tarafından yapılan </w:t>
+      </w:r>
+      <w:proofErr w:type="gramStart"/>
+      <w:r>
+        <w:rPr>
+          <w:rFonts w:ascii="Arial" w:eastAsia="Times New Roman" w:hAnsi="Arial" w:cs="Arial"/>
+          <w:b/>
+          <w:bCs/>
+          <w:kern w:val="0"/>
+          <w:sz w:val="24"/>
+          <w:szCs w:val="24"/>
+          <w:lang w:eastAsia="tr-TR"/>
+          <w14:ligatures w14:val="none"/>
+        </w:rPr>
+        <w:t>{{ degisken</w:t>
+      </w:r>
+      <w:proofErr w:type="gramEnd"/>
+      <w:r>
+        <w:rPr>
+          <w:rFonts w:ascii="Arial" w:eastAsia="Times New Roman" w:hAnsi="Arial" w:cs="Arial"/>
+          <w:b/>
+          <w:bCs/>
+          <w:kern w:val="0"/>
+          <w:sz w:val="24"/>
+          <w:szCs w:val="24"/>
+          <w:lang w:eastAsia="tr-TR"/>
+          <w14:ligatures w14:val="none"/>
+        </w:rPr>
+        <w:t>_</w:t>
+      </w:r>
+      <w:proofErr w:type="gramStart"/>
+      <w:r>
+        <w:rPr>
+          <w:rFonts w:ascii="Arial" w:eastAsia="Times New Roman" w:hAnsi="Arial" w:cs="Arial"/>
+          <w:b/>
+          <w:bCs/>
+          <w:kern w:val="0"/>
+          <w:sz w:val="24"/>
+          <w:szCs w:val="24"/>
+          <w:lang w:eastAsia="tr-TR"/>
+          <w14:ligatures w14:val="none"/>
+        </w:rPr>
+        <w:t>14 }</w:t>
+      </w:r>
+      <w:proofErr w:type="gramEnd"/>
+      <w:r>
+        <w:rPr>
+          <w:rFonts w:ascii="Arial" w:eastAsia="Times New Roman" w:hAnsi="Arial" w:cs="Arial"/>
+          <w:b/>
+          <w:bCs/>
+          <w:kern w:val="0"/>
+          <w:sz w:val="24"/>
+          <w:szCs w:val="24"/>
+          <w:lang w:eastAsia="tr-TR"/>
+          <w14:ligatures w14:val="none"/>
+        </w:rPr>
+        <w:t>} TL</w:t>
+      </w:r>
+      <w:r>
+        <w:rPr>
+          <w:rFonts w:ascii="Arial" w:eastAsia="Times New Roman" w:hAnsi="Arial" w:cs="Arial"/>
+          <w:kern w:val="0"/>
+          <w:sz w:val="24"/>
+          <w:szCs w:val="24"/>
+          <w:lang w:eastAsia="tr-TR"/>
+          <w14:ligatures w14:val="none"/>
+        </w:rPr>
+        <w:t xml:space="preserve"> ödemenin mahsubu ile bakiye </w:t>
+      </w:r>
+      <w:proofErr w:type="gramStart"/>
+      <w:r>
+        <w:rPr>
+          <w:rFonts w:ascii="Arial" w:eastAsia="Times New Roman" w:hAnsi="Arial" w:cs="Arial"/>
+          <w:b/>
+          <w:bCs/>
+          <w:kern w:val="0"/>
+          <w:sz w:val="24"/>
+          <w:szCs w:val="24"/>
+          <w:lang w:eastAsia="tr-TR"/>
+          <w14:ligatures w14:val="none"/>
+        </w:rPr>
+        <w:t>{{ degisken</w:t>
+      </w:r>
+      <w:proofErr w:type="gramEnd"/>
+      <w:r>
+        <w:rPr>
+          <w:rFonts w:ascii="Arial" w:eastAsia="Times New Roman" w:hAnsi="Arial" w:cs="Arial"/>
+          <w:b/>
+          <w:bCs/>
+          <w:kern w:val="0"/>
+          <w:sz w:val="24"/>
+          <w:szCs w:val="24"/>
+          <w:lang w:eastAsia="tr-TR"/>
+          <w14:ligatures w14:val="none"/>
+        </w:rPr>
+        <w:t>_</w:t>
+      </w:r>
+      <w:proofErr w:type="gramStart"/>
+      <w:r>
+        <w:rPr>
+          <w:rFonts w:ascii="Arial" w:eastAsia="Times New Roman" w:hAnsi="Arial" w:cs="Arial"/>
+          <w:b/>
+          <w:bCs/>
+          <w:kern w:val="0"/>
+          <w:sz w:val="24"/>
+          <w:szCs w:val="24"/>
+          <w:lang w:eastAsia="tr-TR"/>
+          <w14:ligatures w14:val="none"/>
+        </w:rPr>
+        <w:t>17 }</w:t>
+      </w:r>
+      <w:proofErr w:type="gramEnd"/>
+      <w:r>
+        <w:rPr>
+          <w:rFonts w:ascii="Arial" w:eastAsia="Times New Roman" w:hAnsi="Arial" w:cs="Arial"/>
+          <w:b/>
+          <w:bCs/>
+          <w:kern w:val="0"/>
+          <w:sz w:val="24"/>
+          <w:szCs w:val="24"/>
+          <w:lang w:eastAsia="tr-TR"/>
+          <w14:ligatures w14:val="none"/>
+        </w:rPr>
+        <w:t>} TL</w:t>
+      </w:r>
+      <w:r>
+        <w:rPr>
+          <w:rFonts w:ascii="Arial" w:eastAsia="Times New Roman" w:hAnsi="Arial" w:cs="Arial"/>
+          <w:kern w:val="0"/>
+          <w:sz w:val="24"/>
+          <w:szCs w:val="24"/>
+          <w:lang w:eastAsia="tr-TR"/>
+          <w14:ligatures w14:val="none"/>
+        </w:rPr>
+        <w:t xml:space="preserve"> bakiye hasar bedeli olacağı tespit edilmiştir. Rapor taraflara tebliğ edilmiş, </w:t>
+      </w:r>
+      <w:proofErr w:type="gramStart"/>
+      <w:r>
+        <w:rPr>
+          <w:rFonts w:ascii="Arial" w:eastAsia="Times New Roman" w:hAnsi="Arial" w:cs="Arial"/>
+          <w:b/>
+          <w:bCs/>
+          <w:kern w:val="0"/>
+          <w:sz w:val="24"/>
+          <w:szCs w:val="24"/>
+          <w:lang w:eastAsia="tr-TR"/>
+          <w14:ligatures w14:val="none"/>
+        </w:rPr>
+        <w:t xml:space="preserve">{{ </w:t>
+      </w:r>
+      <w:proofErr w:type="spellStart"/>
+      <w:r>
+        <w:rPr>
+          <w:rFonts w:ascii="Arial" w:eastAsia="Times New Roman" w:hAnsi="Arial" w:cs="Arial"/>
+          <w:b/>
+          <w:bCs/>
+          <w:kern w:val="0"/>
+          <w:sz w:val="24"/>
+          <w:szCs w:val="24"/>
+          <w:lang w:eastAsia="tr-TR"/>
+          <w14:ligatures w14:val="none"/>
+        </w:rPr>
+        <w:t>islah</w:t>
+      </w:r>
+      <w:proofErr w:type="gramEnd"/>
+      <w:r>
+        <w:rPr>
+          <w:rFonts w:ascii="Arial" w:eastAsia="Times New Roman" w:hAnsi="Arial" w:cs="Arial"/>
+          <w:b/>
+          <w:bCs/>
+          <w:kern w:val="0"/>
+          <w:sz w:val="24"/>
+          <w:szCs w:val="24"/>
+          <w:lang w:eastAsia="tr-TR"/>
+          <w14:ligatures w14:val="none"/>
+        </w:rPr>
+        <w:t>_</w:t>
+      </w:r>
+      <w:proofErr w:type="gramStart"/>
+      <w:r>
+        <w:rPr>
+          <w:rFonts w:ascii="Arial" w:eastAsia="Times New Roman" w:hAnsi="Arial" w:cs="Arial"/>
+          <w:b/>
+          <w:bCs/>
+          <w:kern w:val="0"/>
+          <w:sz w:val="24"/>
+          <w:szCs w:val="24"/>
+          <w:lang w:eastAsia="tr-TR"/>
+          <w14:ligatures w14:val="none"/>
+        </w:rPr>
+        <w:t>metni</w:t>
+      </w:r>
+      <w:proofErr w:type="spellEnd"/>
+      <w:r>
+        <w:rPr>
+          <w:rFonts w:ascii="Arial" w:eastAsia="Times New Roman" w:hAnsi="Arial" w:cs="Arial"/>
+          <w:b/>
+          <w:bCs/>
+          <w:kern w:val="0"/>
+          <w:sz w:val="24"/>
+          <w:szCs w:val="24"/>
+          <w:lang w:eastAsia="tr-TR"/>
+          <w14:ligatures w14:val="none"/>
+        </w:rPr>
+        <w:t xml:space="preserve"> }</w:t>
+      </w:r>
+      <w:proofErr w:type="gramEnd"/>
+      <w:r>
+        <w:rPr>
+          <w:rFonts w:ascii="Arial" w:eastAsia="Times New Roman" w:hAnsi="Arial" w:cs="Arial"/>
+          <w:b/>
+          <w:bCs/>
+          <w:kern w:val="0"/>
+          <w:sz w:val="24"/>
+          <w:szCs w:val="24"/>
+          <w:lang w:eastAsia="tr-TR"/>
+          <w14:ligatures w14:val="none"/>
+        </w:rPr>
+        <w:t>}</w:t>
+      </w:r>
+      <w:r>
+        <w:rPr>
+          <w:rFonts w:ascii="Arial" w:eastAsia="Times New Roman" w:hAnsi="Arial" w:cs="Arial"/>
+          <w:kern w:val="0"/>
+          <w:sz w:val="24"/>
+          <w:szCs w:val="24"/>
+          <w:lang w:eastAsia="tr-TR"/>
+          <w14:ligatures w14:val="none"/>
+        </w:rPr>
+        <w:t xml:space="preserve"> Bilirkişi raporu ayrıntılı, gerekçeli ve denetime elverişli olduğu görülmüş ve rapordaki tespit ve hesap miktarına itibar edilerek, bakiye tazminatın davalı Şirketten tahsiline karar verilmiştir.</w:t>
+      </w:r>
+      <w:r>
+        <w:rPr>
+          <w:rFonts w:ascii="Arial" w:eastAsia="Times New Roman" w:hAnsi="Arial" w:cs="Arial"/>
+          <w:kern w:val="0"/>
+          <w:sz w:val="24"/>
+          <w:szCs w:val="24"/>
+          <w:lang w:eastAsia="tr-TR"/>
+          <w14:ligatures w14:val="none"/>
+        </w:rPr>
+        <w:br/>
+      </w:r>
+      <w:r>
+        <w:rPr>
+          <w:rFonts w:ascii="Arial" w:eastAsia="Times New Roman" w:hAnsi="Arial" w:cs="Arial"/>
+          <w:b/>
+          <w:bCs/>
+          <w:kern w:val="0"/>
+          <w:sz w:val="24"/>
+          <w:szCs w:val="24"/>
+          <w:lang w:eastAsia="tr-TR"/>
+          <w14:ligatures w14:val="none"/>
+        </w:rPr>
+        <w:t>{% else %}</w:t>
+      </w:r>
+      <w:r>
+        <w:rPr>
+          <w:rFonts w:ascii="Arial" w:eastAsia="Times New Roman" w:hAnsi="Arial" w:cs="Arial"/>
+          <w:kern w:val="0"/>
+          <w:sz w:val="24"/>
+          <w:szCs w:val="24"/>
+          <w:lang w:eastAsia="tr-TR"/>
+          <w14:ligatures w14:val="none"/>
+        </w:rPr>
+        <w:br/>
+        <w:t>Dosya kapsamında mevcut olan hasar fotoğrafları, kaza tespit tutanağı ve sunulan faturalar uyarınca zarar hakemliğimizce sabit görülerek davanın esası hakkında hüküm kurulmuştur.</w:t>
+      </w:r>
+      <w:r>
+        <w:rPr>
+          <w:rFonts w:ascii="Arial" w:eastAsia="Times New Roman" w:hAnsi="Arial" w:cs="Arial"/>
+          <w:kern w:val="0"/>
+          <w:sz w:val="24"/>
+          <w:szCs w:val="24"/>
+          <w:lang w:eastAsia="tr-TR"/>
+          <w14:ligatures w14:val="none"/>
+        </w:rPr>
+        <w:br/>
+      </w:r>
+      <w:r>
+        <w:rPr>
+          <w:rFonts w:ascii="Arial" w:eastAsia="Times New Roman" w:hAnsi="Arial" w:cs="Arial"/>
+          <w:b/>
+          <w:bCs/>
+          <w:kern w:val="0"/>
+          <w:sz w:val="24"/>
+          <w:szCs w:val="24"/>
+          <w:lang w:eastAsia="tr-TR"/>
+          <w14:ligatures w14:val="none"/>
+        </w:rPr>
+        <w:t xml:space="preserve">{% </w:t>
+      </w:r>
+      <w:proofErr w:type="spellStart"/>
+      <w:r>
+        <w:rPr>
+          <w:rFonts w:ascii="Arial" w:eastAsia="Times New Roman" w:hAnsi="Arial" w:cs="Arial"/>
+          <w:b/>
+          <w:bCs/>
+          <w:kern w:val="0"/>
+          <w:sz w:val="24"/>
+          <w:szCs w:val="24"/>
+          <w:lang w:eastAsia="tr-TR"/>
+          <w14:ligatures w14:val="none"/>
+        </w:rPr>
+        <w:t>endif</w:t>
+      </w:r>
+      <w:proofErr w:type="spellEnd"/>
+      <w:r>
+        <w:rPr>
+          <w:rFonts w:ascii="Arial" w:eastAsia="Times New Roman" w:hAnsi="Arial" w:cs="Arial"/>
+          <w:b/>
+          <w:bCs/>
+          <w:kern w:val="0"/>
+          <w:sz w:val="24"/>
+          <w:szCs w:val="24"/>
+          <w:lang w:eastAsia="tr-TR"/>
+          <w14:ligatures w14:val="none"/>
+        </w:rPr>
+        <w:t xml:space="preserve"> %}</w:t>
       </w:r>
     </w:p>
     <w:p>
       <w:pPr>
-        <w:rPr>
-          <w:b/>
-          <w:bCs/>
+        <w:spacing w:after="0" w:line="240" w:lineRule="auto"/>
+        <w:rPr>
+          <w:rFonts w:ascii="Arial" w:eastAsia="Times New Roman" w:hAnsi="Arial" w:cs="Arial"/>
+          <w:kern w:val="0"/>
+          <w:sz w:val="24"/>
+          <w:szCs w:val="24"/>
+          <w:lang w:eastAsia="tr-TR"/>
+          <w14:ligatures w14:val="none"/>
         </w:rPr>
       </w:pPr>
       <w:r>
         <w:rPr>
-          <w:b/>
-          <w:bCs/>
-        </w:rPr>
-        <w:t>2918 Sayılı Karayolları Trafik Kanunu’nun 85’nci maddesinde karayolunda işletilen araçlara ilişkin olarak işletenin sorumluluğu düzenlenmiştir... Bilirkişi raporuna göre, Başvuru sahibine ait {{ degisken_10 }} plakalı aracın SBM-TRAMER sistemi üzerinden yapılan geçmiş hasar sorgulaması neticesinde; aracın uyuşmazlığa konu kazası öncesi ağır hasar kaydına rastlanılmadığı, {{ degisken_1 }} tarihinde meydana gelen trafik kazası sonucu başvuru sahibine ait {{ degisken_10 }} plakalı araçta oluşan hasar miktarının %15 yedek parça iskontolu KDV dahil {{ degisken_13 }} TL olduğu, davalı Şirket tarafından yapılan {{ degisken_14 }} TL ödemenin mahsubu ile KDV dahil {{ degisken_17 }} TL bakiye hasar bedeli olacağı tespit edilmiştir.</w:t>
+          <w:rFonts w:ascii="Arial" w:eastAsia="Times New Roman" w:hAnsi="Arial" w:cs="Arial"/>
+          <w:b/>
+          <w:bCs/>
+          <w:kern w:val="0"/>
+          <w:sz w:val="24"/>
+          <w:szCs w:val="24"/>
+          <w:lang w:eastAsia="tr-TR"/>
+          <w14:ligatures w14:val="none"/>
+        </w:rPr>
+        <w:t>HÜKÜM FIKRALARI:</w:t>
+      </w:r>
+      <w:r>
+        <w:rPr>
+          <w:rFonts w:ascii="Arial" w:eastAsia="Times New Roman" w:hAnsi="Arial" w:cs="Arial"/>
+          <w:kern w:val="0"/>
+          <w:sz w:val="24"/>
+          <w:szCs w:val="24"/>
+          <w:lang w:eastAsia="tr-TR"/>
+          <w14:ligatures w14:val="none"/>
+        </w:rPr>
+        <w:br/>
+        <w:t xml:space="preserve">1- </w:t>
+      </w:r>
+      <w:proofErr w:type="gramStart"/>
+      <w:r>
+        <w:rPr>
+          <w:rFonts w:ascii="Arial" w:eastAsia="Times New Roman" w:hAnsi="Arial" w:cs="Arial"/>
+          <w:b/>
+          <w:bCs/>
+          <w:kern w:val="0"/>
+          <w:sz w:val="24"/>
+          <w:szCs w:val="24"/>
+          <w:lang w:eastAsia="tr-TR"/>
+          <w14:ligatures w14:val="none"/>
+        </w:rPr>
+        <w:t>{{ f</w:t>
+      </w:r>
+      <w:proofErr w:type="gramEnd"/>
+      <w:r>
+        <w:rPr>
+          <w:rFonts w:ascii="Arial" w:eastAsia="Times New Roman" w:hAnsi="Arial" w:cs="Arial"/>
+          <w:b/>
+          <w:bCs/>
+          <w:kern w:val="0"/>
+          <w:sz w:val="24"/>
+          <w:szCs w:val="24"/>
+          <w:lang w:eastAsia="tr-TR"/>
+          <w14:ligatures w14:val="none"/>
+        </w:rPr>
+        <w:t>1 }}</w:t>
+      </w:r>
+      <w:r>
+        <w:rPr>
+          <w:rFonts w:ascii="Arial" w:eastAsia="Times New Roman" w:hAnsi="Arial" w:cs="Arial"/>
+          <w:kern w:val="0"/>
+          <w:sz w:val="24"/>
+          <w:szCs w:val="24"/>
+          <w:lang w:eastAsia="tr-TR"/>
+          <w14:ligatures w14:val="none"/>
+        </w:rPr>
+        <w:br/>
+        <w:t xml:space="preserve">2- Toplam </w:t>
+      </w:r>
+      <w:proofErr w:type="gramStart"/>
+      <w:r>
+        <w:rPr>
+          <w:rFonts w:ascii="Arial" w:eastAsia="Times New Roman" w:hAnsi="Arial" w:cs="Arial"/>
+          <w:b/>
+          <w:bCs/>
+          <w:kern w:val="0"/>
+          <w:sz w:val="24"/>
+          <w:szCs w:val="24"/>
+          <w:lang w:eastAsia="tr-TR"/>
+          <w14:ligatures w14:val="none"/>
+        </w:rPr>
+        <w:t>{{ degisken</w:t>
+      </w:r>
+      <w:proofErr w:type="gramEnd"/>
+      <w:r>
+        <w:rPr>
+          <w:rFonts w:ascii="Arial" w:eastAsia="Times New Roman" w:hAnsi="Arial" w:cs="Arial"/>
+          <w:b/>
+          <w:bCs/>
+          <w:kern w:val="0"/>
+          <w:sz w:val="24"/>
+          <w:szCs w:val="24"/>
+          <w:lang w:eastAsia="tr-TR"/>
+          <w14:ligatures w14:val="none"/>
+        </w:rPr>
+        <w:t>_</w:t>
+      </w:r>
+      <w:proofErr w:type="gramStart"/>
+      <w:r>
+        <w:rPr>
+          <w:rFonts w:ascii="Arial" w:eastAsia="Times New Roman" w:hAnsi="Arial" w:cs="Arial"/>
+          <w:b/>
+          <w:bCs/>
+          <w:kern w:val="0"/>
+          <w:sz w:val="24"/>
+          <w:szCs w:val="24"/>
+          <w:lang w:eastAsia="tr-TR"/>
+          <w14:ligatures w14:val="none"/>
+        </w:rPr>
+        <w:t>32 }</w:t>
+      </w:r>
+      <w:proofErr w:type="gramEnd"/>
+      <w:r>
+        <w:rPr>
+          <w:rFonts w:ascii="Arial" w:eastAsia="Times New Roman" w:hAnsi="Arial" w:cs="Arial"/>
+          <w:b/>
+          <w:bCs/>
+          <w:kern w:val="0"/>
+          <w:sz w:val="24"/>
+          <w:szCs w:val="24"/>
+          <w:lang w:eastAsia="tr-TR"/>
+          <w14:ligatures w14:val="none"/>
+        </w:rPr>
+        <w:t>} TL</w:t>
+      </w:r>
+      <w:r>
+        <w:rPr>
+          <w:rFonts w:ascii="Arial" w:eastAsia="Times New Roman" w:hAnsi="Arial" w:cs="Arial"/>
+          <w:kern w:val="0"/>
+          <w:sz w:val="24"/>
+          <w:szCs w:val="24"/>
+          <w:lang w:eastAsia="tr-TR"/>
+          <w14:ligatures w14:val="none"/>
+        </w:rPr>
+        <w:t xml:space="preserve"> yargılama giderinin davalı Şirket tarafından başvuru </w:t>
+      </w:r>
+      <w:r>
+        <w:rPr>
+          <w:rFonts w:ascii="Arial" w:eastAsia="Times New Roman" w:hAnsi="Arial" w:cs="Arial"/>
+          <w:kern w:val="0"/>
+          <w:sz w:val="24"/>
+          <w:szCs w:val="24"/>
+          <w:lang w:eastAsia="tr-TR"/>
+          <w14:ligatures w14:val="none"/>
+        </w:rPr>
+        <w:lastRenderedPageBreak/>
+        <w:t>sahibine ödenmesine,</w:t>
+      </w:r>
+      <w:r>
+        <w:rPr>
+          <w:rFonts w:ascii="Arial" w:eastAsia="Times New Roman" w:hAnsi="Arial" w:cs="Arial"/>
+          <w:kern w:val="0"/>
+          <w:sz w:val="24"/>
+          <w:szCs w:val="24"/>
+          <w:lang w:eastAsia="tr-TR"/>
+          <w14:ligatures w14:val="none"/>
+        </w:rPr>
+        <w:br/>
+        <w:t xml:space="preserve">3- Belirlenen </w:t>
+      </w:r>
+      <w:proofErr w:type="gramStart"/>
+      <w:r>
+        <w:rPr>
+          <w:rFonts w:ascii="Arial" w:eastAsia="Times New Roman" w:hAnsi="Arial" w:cs="Arial"/>
+          <w:b/>
+          <w:bCs/>
+          <w:kern w:val="0"/>
+          <w:sz w:val="24"/>
+          <w:szCs w:val="24"/>
+          <w:lang w:eastAsia="tr-TR"/>
+          <w14:ligatures w14:val="none"/>
+        </w:rPr>
+        <w:t>{{ degisken</w:t>
+      </w:r>
+      <w:proofErr w:type="gramEnd"/>
+      <w:r>
+        <w:rPr>
+          <w:rFonts w:ascii="Arial" w:eastAsia="Times New Roman" w:hAnsi="Arial" w:cs="Arial"/>
+          <w:b/>
+          <w:bCs/>
+          <w:kern w:val="0"/>
+          <w:sz w:val="24"/>
+          <w:szCs w:val="24"/>
+          <w:lang w:eastAsia="tr-TR"/>
+          <w14:ligatures w14:val="none"/>
+        </w:rPr>
+        <w:t>_</w:t>
+      </w:r>
+      <w:proofErr w:type="gramStart"/>
+      <w:r>
+        <w:rPr>
+          <w:rFonts w:ascii="Arial" w:eastAsia="Times New Roman" w:hAnsi="Arial" w:cs="Arial"/>
+          <w:b/>
+          <w:bCs/>
+          <w:kern w:val="0"/>
+          <w:sz w:val="24"/>
+          <w:szCs w:val="24"/>
+          <w:lang w:eastAsia="tr-TR"/>
+          <w14:ligatures w14:val="none"/>
+        </w:rPr>
+        <w:t>29 }</w:t>
+      </w:r>
+      <w:proofErr w:type="gramEnd"/>
+      <w:r>
+        <w:rPr>
+          <w:rFonts w:ascii="Arial" w:eastAsia="Times New Roman" w:hAnsi="Arial" w:cs="Arial"/>
+          <w:b/>
+          <w:bCs/>
+          <w:kern w:val="0"/>
+          <w:sz w:val="24"/>
+          <w:szCs w:val="24"/>
+          <w:lang w:eastAsia="tr-TR"/>
+          <w14:ligatures w14:val="none"/>
+        </w:rPr>
+        <w:t>} TL</w:t>
+      </w:r>
+      <w:r>
+        <w:rPr>
+          <w:rFonts w:ascii="Arial" w:eastAsia="Times New Roman" w:hAnsi="Arial" w:cs="Arial"/>
+          <w:kern w:val="0"/>
+          <w:sz w:val="24"/>
+          <w:szCs w:val="24"/>
+          <w:lang w:eastAsia="tr-TR"/>
+          <w14:ligatures w14:val="none"/>
+        </w:rPr>
+        <w:t xml:space="preserve"> vekalet ücretinin davalı Şirketten tahsil edilerek başvuru sahibine ödenmesine,</w:t>
       </w:r>
     </w:p>
     <w:p>
       <w:pPr>
-        <w:rPr>
-          <w:b/>
-          <w:bCs/>
+        <w:spacing w:before="480" w:after="480" w:line="240" w:lineRule="auto"/>
+        <w:rPr>
+          <w:rFonts w:ascii="Arial" w:eastAsia="Times New Roman" w:hAnsi="Arial" w:cs="Arial"/>
+          <w:kern w:val="0"/>
+          <w:sz w:val="21"/>
+          <w:szCs w:val="21"/>
+          <w:lang w:eastAsia="tr-TR"/>
+          <w14:ligatures w14:val="none"/>
         </w:rPr>
       </w:pPr>
       <w:r>
         <w:rPr>
-          <w:b/>
-          <w:bCs/>
-        </w:rPr>
-        <w:t xml:space="preserve">Bilirkişi raporu taraflara tebliğ edilmiş, davalı Şirket vekili tarafından herhangi bir beyan sunulmamış, </w:t>
-      </w:r>
-      <w:proofErr w:type="gramStart"/>
-      <w:r>
-        <w:rPr>
-          <w:b/>
-          <w:bCs/>
-        </w:rPr>
-        <w:t xml:space="preserve">{{ </w:t>
-      </w:r>
-      <w:proofErr w:type="spellStart"/>
-      <w:r>
-        <w:rPr>
-          <w:b/>
-          <w:bCs/>
-        </w:rPr>
-        <w:t>islah</w:t>
-      </w:r>
-      <w:proofErr w:type="gramEnd"/>
-      <w:r>
-        <w:rPr>
-          <w:b/>
-          <w:bCs/>
-        </w:rPr>
-        <w:t>_</w:t>
-      </w:r>
-      <w:proofErr w:type="gramStart"/>
-      <w:r>
-        <w:rPr>
-          <w:b/>
-          <w:bCs/>
-        </w:rPr>
-        <w:t>metni</w:t>
-      </w:r>
-      <w:proofErr w:type="spellEnd"/>
-      <w:r>
-        <w:rPr>
-          <w:b/>
-          <w:bCs/>
-        </w:rPr>
-        <w:t xml:space="preserve"> }</w:t>
-      </w:r>
-      <w:proofErr w:type="gramEnd"/>
-      <w:r>
-        <w:rPr>
-          <w:b/>
-          <w:bCs/>
-        </w:rPr>
-        <w:t>}</w:t>
-      </w:r>
-    </w:p>
-    <w:p>
-      <w:pPr>
-        <w:rPr>
-          <w:b/>
-          <w:bCs/>
-        </w:rPr>
-      </w:pPr>
-      <w:r>
-        <w:rPr>
-          <w:b/>
-          <w:bCs/>
-        </w:rPr>
-        <w:lastRenderedPageBreak/>
-        <w:t xml:space="preserve">Bilirkişi raporu ayrıntılı, gerekçeli ve denetime elverişli olduğu görülmüş ve rapordaki tespit ve hesap miktarına itibar edilerek, iskontolu KDV dahil </w:t>
-      </w:r>
-      <w:proofErr w:type="gramStart"/>
-      <w:r>
-        <w:rPr>
-          <w:b/>
-          <w:bCs/>
-        </w:rPr>
-        <w:t>{{ degisken</w:t>
-      </w:r>
-      <w:proofErr w:type="gramEnd"/>
-      <w:r>
-        <w:rPr>
-          <w:b/>
-          <w:bCs/>
-        </w:rPr>
-        <w:t>_</w:t>
-      </w:r>
-      <w:proofErr w:type="gramStart"/>
-      <w:r>
-        <w:rPr>
-          <w:b/>
-          <w:bCs/>
-        </w:rPr>
-        <w:t>21 }</w:t>
-      </w:r>
-      <w:proofErr w:type="gramEnd"/>
-      <w:r>
-        <w:rPr>
-          <w:b/>
-          <w:bCs/>
-        </w:rPr>
-        <w:t xml:space="preserve">} TL bakiye tazminatın davalı Şirketten tahsiline karar verilmiştir. Başvuru sahibi vekili tarafından talep edilen </w:t>
-      </w:r>
-      <w:proofErr w:type="gramStart"/>
-      <w:r>
-        <w:rPr>
-          <w:b/>
-          <w:bCs/>
-        </w:rPr>
-        <w:t>{{ degisken</w:t>
-      </w:r>
-      <w:proofErr w:type="gramEnd"/>
-      <w:r>
-        <w:rPr>
-          <w:b/>
-          <w:bCs/>
-        </w:rPr>
-        <w:t>_</w:t>
-      </w:r>
-      <w:proofErr w:type="gramStart"/>
-      <w:r>
-        <w:rPr>
-          <w:b/>
-          <w:bCs/>
-        </w:rPr>
-        <w:t>18 }</w:t>
-      </w:r>
-      <w:proofErr w:type="gramEnd"/>
-      <w:r>
-        <w:rPr>
-          <w:b/>
-          <w:bCs/>
-        </w:rPr>
-        <w:t>} TL ekspertiz masrafının TTK madde 1426 kapsamında makul olduğuna ve davalı Şirket tarafından yargılama giderleri arasında karşılanması gerektiğine karar verilmiştir.</w:t>
-      </w:r>
-    </w:p>
-    <w:p>
-      <w:pPr>
-        <w:rPr>
-          <w:b/>
-          <w:bCs/>
-        </w:rPr>
-      </w:pPr>
-      <w:r>
-        <w:rPr>
-          <w:b/>
-          <w:bCs/>
-        </w:rPr>
-        <w:t>HÜKÜM FIKRALARI:</w:t>
-      </w:r>
-      <w:r>
-        <w:rPr>
-          <w:b/>
-          <w:bCs/>
-        </w:rPr>
-        <w:br/>
-        <w:t xml:space="preserve">1- </w:t>
-      </w:r>
-      <w:proofErr w:type="gramStart"/>
-      <w:r>
-        <w:rPr>
-          <w:b/>
-          <w:bCs/>
-        </w:rPr>
-        <w:t>{{ f</w:t>
-      </w:r>
-      <w:proofErr w:type="gramEnd"/>
-      <w:r>
-        <w:rPr>
-          <w:b/>
-          <w:bCs/>
-        </w:rPr>
-        <w:t>1 }}</w:t>
-      </w:r>
-      <w:r>
-        <w:rPr>
-          <w:b/>
-          <w:bCs/>
-        </w:rPr>
-        <w:br/>
-        <w:t xml:space="preserve">2- Yargılama Giderleri Toplamı: </w:t>
-      </w:r>
-      <w:proofErr w:type="gramStart"/>
-      <w:r>
-        <w:rPr>
-          <w:b/>
-          <w:bCs/>
-        </w:rPr>
-        <w:t>{{ degisken</w:t>
-      </w:r>
-      <w:proofErr w:type="gramEnd"/>
-      <w:r>
-        <w:rPr>
-          <w:b/>
-          <w:bCs/>
-        </w:rPr>
-        <w:t>_</w:t>
-      </w:r>
-      <w:proofErr w:type="gramStart"/>
-      <w:r>
-        <w:rPr>
-          <w:b/>
-          <w:bCs/>
-        </w:rPr>
-        <w:t>32 }</w:t>
-      </w:r>
-      <w:proofErr w:type="gramEnd"/>
-      <w:r>
-        <w:rPr>
-          <w:b/>
-          <w:bCs/>
-        </w:rPr>
-        <w:t xml:space="preserve">} TL yargılama giderinin davalıdan alınarak davacıya verilmesine. (Matrah: </w:t>
-      </w:r>
-      <w:proofErr w:type="gramStart"/>
-      <w:r>
-        <w:rPr>
-          <w:b/>
-          <w:bCs/>
-        </w:rPr>
-        <w:t>{{ degisken</w:t>
-      </w:r>
-      <w:proofErr w:type="gramEnd"/>
-      <w:r>
-        <w:rPr>
-          <w:b/>
-          <w:bCs/>
-        </w:rPr>
-        <w:t>_</w:t>
-      </w:r>
-      <w:proofErr w:type="gramStart"/>
-      <w:r>
-        <w:rPr>
-          <w:b/>
-          <w:bCs/>
-        </w:rPr>
-        <w:t>31 }</w:t>
-      </w:r>
-      <w:proofErr w:type="gramEnd"/>
-      <w:r>
-        <w:rPr>
-          <w:b/>
-          <w:bCs/>
-        </w:rPr>
-        <w:t>} TL)</w:t>
-      </w:r>
-      <w:r>
-        <w:rPr>
-          <w:b/>
-          <w:bCs/>
-        </w:rPr>
-        <w:br/>
-        <w:t xml:space="preserve">3- Davacı Vekalet Ücreti: </w:t>
-      </w:r>
-      <w:proofErr w:type="gramStart"/>
-      <w:r>
-        <w:rPr>
-          <w:b/>
-          <w:bCs/>
-        </w:rPr>
-        <w:t>{{ degisken</w:t>
-      </w:r>
-      <w:proofErr w:type="gramEnd"/>
-      <w:r>
-        <w:rPr>
-          <w:b/>
-          <w:bCs/>
-        </w:rPr>
-        <w:t>_</w:t>
-      </w:r>
-      <w:proofErr w:type="gramStart"/>
-      <w:r>
-        <w:rPr>
-          <w:b/>
-          <w:bCs/>
-        </w:rPr>
-        <w:t>29 }</w:t>
-      </w:r>
-      <w:proofErr w:type="gramEnd"/>
-      <w:r>
-        <w:rPr>
-          <w:b/>
-          <w:bCs/>
-        </w:rPr>
-        <w:t>} TL vekalet ücretinin davalıdan tahsiline.</w:t>
-      </w:r>
-    </w:p>
-    <w:p>
-      <w:pPr>
-        <w:rPr>
-          <w:b/>
-          <w:bCs/>
-        </w:rPr>
-      </w:pPr>
-      <w:r>
-        <w:rPr>
-          <w:b/>
-          <w:bCs/>
-        </w:rPr>
-        <w:pict w14:anchorId="0F9F1EEE">
-          <v:rect id="_x0000_i1025" style="width:0;height:1.5pt" o:hralign="center" o:hrstd="t" o:hr="t" fillcolor="#a0a0a0" stroked="f"/>
+          <w:rFonts w:ascii="Times New Roman" w:eastAsia="Times New Roman" w:hAnsi="Times New Roman" w:cs="Times New Roman"/>
+          <w:kern w:val="0"/>
+          <w:sz w:val="24"/>
+          <w:szCs w:val="24"/>
+          <w:lang w:eastAsia="tr-TR"/>
+          <w14:ligatures w14:val="none"/>
+        </w:rPr>
+        <w:pict w14:anchorId="727016D8">
+          <v:rect id="_x0000_i1027" style="width:0;height:1.5pt" o:hralign="center" o:hrstd="t" o:hr="t" fillcolor="#a0a0a0" stroked="f"/>
         </w:pict>
       </w:r>
     </w:p>
@@ -1391,6 +2453,7 @@
   <w:style w:type="character" w:default="1" w:styleId="VarsaylanParagrafYazTipi">
     <w:name w:val="Default Paragraph Font"/>
     <w:uiPriority w:val="1"/>
+    <w:semiHidden/>
     <w:unhideWhenUsed/>
   </w:style>
   <w:style w:type="table" w:default="1" w:styleId="NormalTablo">
